--- a/hackathon-submission/Student_Setu_Design_Document.docx
+++ b/hackathon-submission/Student_Setu_Design_Document.docx
@@ -8,18 +8,6 @@
       </w:pPr>
       <w:r>
         <w:t xml:space="preserve">Student Setu — Design Document</w:t>
-      </w:r>
-    </w:p>
-    <w:p>
-      <w:pPr/>
-      <w:r>
-        <w:t xml:space="preserve">Oct 27, 2026</w:t>
-      </w:r>
-      <w:r>
-        <w:t xml:space="preserve"> · </w:t>
-      </w:r>
-      <w:r>
-        <w:t xml:space="preserve">@Prakhar Porwal</w:t>
       </w:r>
     </w:p>
     <w:p>
